--- a/_build/docx/01_Кадровые_документы/4_Должностная_инструкция.docx
+++ b/_build/docx/01_Кадровые_документы/4_Должностная_инструкция.docx
@@ -220,7 +220,7 @@
         <w:rPr>
           <w:rFonts w:ascii="Times New Roman" w:hAnsi="Times New Roman"/>
         </w:rPr>
-        <w:t>2.1. Высшее техническое образование и стаж работы инженером-конструктором не</w:t>
+        <w:t>2.1. Квалификационные требования — в соответствии с Единым квалификационным</w:t>
       </w:r>
     </w:p>
     <w:p>
@@ -228,7 +228,7 @@
         <w:rPr>
           <w:rFonts w:ascii="Times New Roman" w:hAnsi="Times New Roman"/>
         </w:rPr>
-        <w:t>менее 3 лет.</w:t>
+        <w:t>справочником должностей служащих и работников (ЕКСД), утверждённым постановлением</w:t>
       </w:r>
     </w:p>
     <w:p>
@@ -236,7 +236,7 @@
         <w:rPr>
           <w:rFonts w:ascii="Times New Roman" w:hAnsi="Times New Roman"/>
         </w:rPr>
-        <w:t>2.2. Знание правил оформления рабочей документации стадии КМД, нормоконтроля,</w:t>
+        <w:t>Министерства труда и социальной защиты Республики Беларусь.</w:t>
       </w:r>
     </w:p>
     <w:p>
@@ -244,7 +244,20 @@
         <w:rPr>
           <w:rFonts w:ascii="Times New Roman" w:hAnsi="Times New Roman"/>
         </w:rPr>
-        <w:t>расчёта и деталировки металлоконструкций, профильного ПО (в т.ч. CutLogic 1D,</w:t>
+        <w:t xml:space="preserve">2.2. </w:t>
+      </w:r>
+      <w:r>
+        <w:rPr>
+          <w:rFonts w:ascii="Times New Roman" w:hAnsi="Times New Roman"/>
+          <w:b/>
+        </w:rPr>
+        <w:t>Ведущий инженер-конструктор</w:t>
+      </w:r>
+      <w:r>
+        <w:rPr>
+          <w:rFonts w:ascii="Times New Roman" w:hAnsi="Times New Roman"/>
+        </w:rPr>
+        <w:t xml:space="preserve"> относится к категории специалистов.</w:t>
       </w:r>
     </w:p>
     <w:p>
@@ -252,7 +265,255 @@
         <w:rPr>
           <w:rFonts w:ascii="Times New Roman" w:hAnsi="Times New Roman"/>
         </w:rPr>
-        <w:t>формирование DXF для лазерной резки).</w:t>
+        <w:t xml:space="preserve">2.3. </w:t>
+      </w:r>
+      <w:r>
+        <w:rPr>
+          <w:rFonts w:ascii="Times New Roman" w:hAnsi="Times New Roman"/>
+          <w:b/>
+        </w:rPr>
+        <w:t>Требования к образованию и стажу:</w:t>
+      </w:r>
+    </w:p>
+    <w:p>
+      <w:pPr>
+        <w:pStyle w:val="ListBullet"/>
+      </w:pPr>
+      <w:r>
+        <w:rPr>
+          <w:rFonts w:ascii="Times New Roman" w:hAnsi="Times New Roman"/>
+        </w:rPr>
+        <w:t>высшее техническое образование по специальности «Машиностроение»,</w:t>
+      </w:r>
+    </w:p>
+    <w:p>
+      <w:r>
+        <w:rPr>
+          <w:rFonts w:ascii="Times New Roman" w:hAnsi="Times New Roman"/>
+        </w:rPr>
+        <w:t>«Технология машиностроения», «Оборудование и технология сварочного производства»</w:t>
+      </w:r>
+    </w:p>
+    <w:p>
+      <w:r>
+        <w:rPr>
+          <w:rFonts w:ascii="Times New Roman" w:hAnsi="Times New Roman"/>
+        </w:rPr>
+        <w:t>или иным смежным техническим специальностям;</w:t>
+      </w:r>
+    </w:p>
+    <w:p>
+      <w:pPr>
+        <w:pStyle w:val="ListBullet"/>
+      </w:pPr>
+      <w:r>
+        <w:rPr>
+          <w:rFonts w:ascii="Times New Roman" w:hAnsi="Times New Roman"/>
+        </w:rPr>
+        <w:t>стаж работы в должности инженера-конструктора I категории не менее 3 лет</w:t>
+      </w:r>
+    </w:p>
+    <w:p>
+      <w:r>
+        <w:rPr>
+          <w:rFonts w:ascii="Times New Roman" w:hAnsi="Times New Roman"/>
+          <w:b/>
+        </w:rPr>
+        <w:t>ИЛИ</w:t>
+      </w:r>
+      <w:r>
+        <w:rPr>
+          <w:rFonts w:ascii="Times New Roman" w:hAnsi="Times New Roman"/>
+        </w:rPr>
+        <w:t xml:space="preserve"> стаж работы по инженерно-технической специальности не менее 5 лет.</w:t>
+      </w:r>
+    </w:p>
+    <w:p>
+      <w:r>
+        <w:rPr>
+          <w:rFonts w:ascii="Times New Roman" w:hAnsi="Times New Roman"/>
+        </w:rPr>
+        <w:t xml:space="preserve">2.4. </w:t>
+      </w:r>
+      <w:r>
+        <w:rPr>
+          <w:rFonts w:ascii="Times New Roman" w:hAnsi="Times New Roman"/>
+          <w:b/>
+        </w:rPr>
+        <w:t>Должен знать:</w:t>
+      </w:r>
+    </w:p>
+    <w:p>
+      <w:pPr>
+        <w:pStyle w:val="ListBullet"/>
+      </w:pPr>
+      <w:r>
+        <w:rPr>
+          <w:rFonts w:ascii="Times New Roman" w:hAnsi="Times New Roman"/>
+        </w:rPr>
+        <w:t>законодательство Республики Беларусь в области промышленного строительства,</w:t>
+      </w:r>
+    </w:p>
+    <w:p>
+      <w:r>
+        <w:rPr>
+          <w:rFonts w:ascii="Times New Roman" w:hAnsi="Times New Roman"/>
+        </w:rPr>
+        <w:t>охраны труда, пожарной безопасности;</w:t>
+      </w:r>
+    </w:p>
+    <w:p>
+      <w:pPr>
+        <w:pStyle w:val="ListBullet"/>
+      </w:pPr>
+      <w:r>
+        <w:rPr>
+          <w:rFonts w:ascii="Times New Roman" w:hAnsi="Times New Roman"/>
+        </w:rPr>
+        <w:t>правила, инструкции, стандарты (СТБ, ГОСТ, СНБ) по разработке и оформлению</w:t>
+      </w:r>
+    </w:p>
+    <w:p>
+      <w:r>
+        <w:rPr>
+          <w:rFonts w:ascii="Times New Roman" w:hAnsi="Times New Roman"/>
+        </w:rPr>
+        <w:t>конструкторской и рабочей документации стадии КМД;</w:t>
+      </w:r>
+    </w:p>
+    <w:p>
+      <w:pPr>
+        <w:pStyle w:val="ListBullet"/>
+      </w:pPr>
+      <w:r>
+        <w:rPr>
+          <w:rFonts w:ascii="Times New Roman" w:hAnsi="Times New Roman"/>
+        </w:rPr>
+        <w:t>методы расчёта металлоконструкций, принципы проектирования сварных и болтовых</w:t>
+      </w:r>
+    </w:p>
+    <w:p>
+      <w:r>
+        <w:rPr>
+          <w:rFonts w:ascii="Times New Roman" w:hAnsi="Times New Roman"/>
+        </w:rPr>
+        <w:t>соединений;</w:t>
+      </w:r>
+    </w:p>
+    <w:p>
+      <w:pPr>
+        <w:pStyle w:val="ListBullet"/>
+      </w:pPr>
+      <w:r>
+        <w:rPr>
+          <w:rFonts w:ascii="Times New Roman" w:hAnsi="Times New Roman"/>
+        </w:rPr>
+        <w:t>порядок разработки спецификаций, ведомостей отправочных марок, метизов,</w:t>
+      </w:r>
+    </w:p>
+    <w:p>
+      <w:r>
+        <w:rPr>
+          <w:rFonts w:ascii="Times New Roman" w:hAnsi="Times New Roman"/>
+        </w:rPr>
+        <w:t>рабочих чертежей;</w:t>
+      </w:r>
+    </w:p>
+    <w:p>
+      <w:pPr>
+        <w:pStyle w:val="ListBullet"/>
+      </w:pPr>
+      <w:r>
+        <w:rPr>
+          <w:rFonts w:ascii="Times New Roman" w:hAnsi="Times New Roman"/>
+        </w:rPr>
+        <w:t>современные средства автоматизированного проектирования (САПР), программное</w:t>
+      </w:r>
+    </w:p>
+    <w:p>
+      <w:r>
+        <w:rPr>
+          <w:rFonts w:ascii="Times New Roman" w:hAnsi="Times New Roman"/>
+        </w:rPr>
+        <w:t>обеспечение для раскроя (CutLogic 1D), формирования DXF для лазерной резки;</w:t>
+      </w:r>
+    </w:p>
+    <w:p>
+      <w:pPr>
+        <w:pStyle w:val="ListBullet"/>
+      </w:pPr>
+      <w:r>
+        <w:rPr>
+          <w:rFonts w:ascii="Times New Roman" w:hAnsi="Times New Roman"/>
+        </w:rPr>
+        <w:t>правила нормоконтроля и приёмки конструкторской документации;</w:t>
+      </w:r>
+    </w:p>
+    <w:p>
+      <w:pPr>
+        <w:pStyle w:val="ListBullet"/>
+      </w:pPr>
+      <w:r>
+        <w:rPr>
+          <w:rFonts w:ascii="Times New Roman" w:hAnsi="Times New Roman"/>
+        </w:rPr>
+        <w:t>основы организации труда, планирования и управления подразделением;</w:t>
+      </w:r>
+    </w:p>
+    <w:p>
+      <w:pPr>
+        <w:pStyle w:val="ListBullet"/>
+      </w:pPr>
+      <w:r>
+        <w:rPr>
+          <w:rFonts w:ascii="Times New Roman" w:hAnsi="Times New Roman"/>
+        </w:rPr>
+        <w:t>правила и нормы охраны труда, техники безопасности, производственной санитарии</w:t>
+      </w:r>
+    </w:p>
+    <w:p>
+      <w:r>
+        <w:rPr>
+          <w:rFonts w:ascii="Times New Roman" w:hAnsi="Times New Roman"/>
+        </w:rPr>
+        <w:t>и пожарной безопасности.</w:t>
+      </w:r>
+    </w:p>
+    <w:p>
+      <w:r>
+        <w:rPr>
+          <w:rFonts w:ascii="Times New Roman" w:hAnsi="Times New Roman"/>
+        </w:rPr>
+        <w:t xml:space="preserve">2.5. </w:t>
+      </w:r>
+      <w:r>
+        <w:rPr>
+          <w:rFonts w:ascii="Times New Roman" w:hAnsi="Times New Roman"/>
+          <w:b/>
+        </w:rPr>
+        <w:t>Категория присваивается по результатам аттестации</w:t>
+      </w:r>
+      <w:r>
+        <w:rPr>
+          <w:rFonts w:ascii="Times New Roman" w:hAnsi="Times New Roman"/>
+        </w:rPr>
+        <w:t xml:space="preserve"> в соответствии с</w:t>
+      </w:r>
+    </w:p>
+    <w:p>
+      <w:r>
+        <w:rPr>
+          <w:rFonts w:ascii="Times New Roman" w:hAnsi="Times New Roman"/>
+        </w:rPr>
+        <w:t>локальным нормативным актом организации о порядке аттестации инженерно-технических</w:t>
+      </w:r>
+    </w:p>
+    <w:p>
+      <w:r>
+        <w:rPr>
+          <w:rFonts w:ascii="Times New Roman" w:hAnsi="Times New Roman"/>
+        </w:rPr>
+        <w:t>работников.</w:t>
       </w:r>
     </w:p>
     <w:p>

--- a/_build/docx/01_Кадровые_документы/4_Должностная_инструкция.docx
+++ b/_build/docx/01_Кадровые_документы/4_Должностная_инструкция.docx
@@ -21,7 +21,7 @@
         <w:rPr>
           <w:rFonts w:ascii="Times New Roman" w:hAnsi="Times New Roman"/>
         </w:rPr>
-        <w:t>Заместитель директора ООО «АльденаГрупп»</w:t>
+        <w:t>Директор ООО «АльденаГрупп»</w:t>
       </w:r>
     </w:p>
     <w:p>
@@ -32,7 +32,7 @@
         <w:rPr>
           <w:rFonts w:ascii="Times New Roman" w:hAnsi="Times New Roman"/>
         </w:rPr>
-        <w:t>___________________ Д.Г. Покалюк</w:t>
+        <w:t>___________________ А.В. Калита</w:t>
       </w:r>
     </w:p>
     <w:p>
@@ -116,7 +116,7 @@
         <w:rPr>
           <w:rFonts w:ascii="Times New Roman" w:hAnsi="Times New Roman"/>
         </w:rPr>
-        <w:t>заместителя директора.</w:t>
+        <w:t>директора.</w:t>
       </w:r>
     </w:p>
     <w:p>
@@ -202,7 +202,7 @@
         <w:rPr>
           <w:rFonts w:ascii="Times New Roman" w:hAnsi="Times New Roman"/>
         </w:rPr>
-        <w:t>приказом заместителя директора.</w:t>
+        <w:t>приказом директора.</w:t>
       </w:r>
     </w:p>
     <w:p>

--- a/_build/docx/01_Кадровые_документы/4_Должностная_инструкция.docx
+++ b/_build/docx/01_Кадровые_документы/4_Должностная_инструкция.docx
@@ -43,7 +43,7 @@
         <w:rPr>
           <w:rFonts w:ascii="Times New Roman" w:hAnsi="Times New Roman"/>
         </w:rPr>
-        <w:t>«___» июня 2026 г.</w:t>
+        <w:t>«___» __________ 2026 г.</w:t>
       </w:r>
     </w:p>
     <w:p>
@@ -66,7 +66,7 @@
           <w:b/>
           <w:sz w:val="26"/>
         </w:rPr>
-        <w:t>ведущего инженера-конструктора — руководителя проектно-конструкторского отдела</w:t>
+        <w:t>начальника проектно-конструкторского отдела</w:t>
       </w:r>
     </w:p>
     <w:p>
@@ -92,7 +92,20 @@
         <w:rPr>
           <w:rFonts w:ascii="Times New Roman" w:hAnsi="Times New Roman"/>
         </w:rPr>
-        <w:t>ответственность ведущего инженера-конструктора, на которого возложены функции</w:t>
+        <w:t xml:space="preserve">ответственность </w:t>
+      </w:r>
+      <w:r>
+        <w:rPr>
+          <w:rFonts w:ascii="Times New Roman" w:hAnsi="Times New Roman"/>
+          <w:b/>
+        </w:rPr>
+        <w:t>начальника проектно-конструкторского отдела</w:t>
+      </w:r>
+      <w:r>
+        <w:rPr>
+          <w:rFonts w:ascii="Times New Roman" w:hAnsi="Times New Roman"/>
+        </w:rPr>
+        <w:t xml:space="preserve"> ООО «АльденаГрупп»</w:t>
       </w:r>
     </w:p>
     <w:p>
@@ -100,7 +113,47 @@
         <w:rPr>
           <w:rFonts w:ascii="Times New Roman" w:hAnsi="Times New Roman"/>
         </w:rPr>
-        <w:t>руководителя проектно-конструкторского отдела ООО «АльденаГрупп» (далее — отдел).</w:t>
+        <w:t>(далее — отдел). Наименование должности установлено в соответствии с выпуском 39</w:t>
+      </w:r>
+    </w:p>
+    <w:p>
+      <w:r>
+        <w:rPr>
+          <w:rFonts w:ascii="Times New Roman" w:hAnsi="Times New Roman"/>
+        </w:rPr>
+        <w:t>Единого квалификационного справочника должностей служащих «Должности служащих,</w:t>
+      </w:r>
+    </w:p>
+    <w:p>
+      <w:r>
+        <w:rPr>
+          <w:rFonts w:ascii="Times New Roman" w:hAnsi="Times New Roman"/>
+        </w:rPr>
+        <w:t>занятых в области инженерно-технического проектирования», утверждённым</w:t>
+      </w:r>
+    </w:p>
+    <w:p>
+      <w:r>
+        <w:rPr>
+          <w:rFonts w:ascii="Times New Roman" w:hAnsi="Times New Roman"/>
+        </w:rPr>
+        <w:t>постановлением Министерства труда и социальной защиты Республики Беларусь</w:t>
+      </w:r>
+    </w:p>
+    <w:p>
+      <w:r>
+        <w:rPr>
+          <w:rFonts w:ascii="Times New Roman" w:hAnsi="Times New Roman"/>
+        </w:rPr>
+        <w:t>от 23.02.2024 № 9 (раздел I «Руководители», должность «Начальник (заведующий)</w:t>
+      </w:r>
+    </w:p>
+    <w:p>
+      <w:r>
+        <w:rPr>
+          <w:rFonts w:ascii="Times New Roman" w:hAnsi="Times New Roman"/>
+        </w:rPr>
+        <w:t>проектно-конструкторским отделом»).</w:t>
       </w:r>
     </w:p>
     <w:p>
@@ -163,7 +216,15 @@
         <w:rPr>
           <w:rFonts w:ascii="Times New Roman" w:hAnsi="Times New Roman"/>
         </w:rPr>
-        <w:t>Беларусь, уставом и локальными актами организации, Положением об отделе,</w:t>
+        <w:t>Беларусь, Единым квалификационным справочником должностей служащих (выпуск 39),</w:t>
+      </w:r>
+    </w:p>
+    <w:p>
+      <w:r>
+        <w:rPr>
+          <w:rFonts w:ascii="Times New Roman" w:hAnsi="Times New Roman"/>
+        </w:rPr>
+        <w:t>уставом и локальными актами организации, Положением об отделе,</w:t>
       </w:r>
     </w:p>
     <w:p>
@@ -194,7 +255,7 @@
         <w:rPr>
           <w:rFonts w:ascii="Times New Roman" w:hAnsi="Times New Roman"/>
         </w:rPr>
-        <w:t>1.6. На время отсутствия работника его обязанности исполняет лицо, назначенное</w:t>
+        <w:t>1.6. На время отпуска, временной нетрудоспособности или иного отсутствия</w:t>
       </w:r>
     </w:p>
     <w:p>
@@ -202,7 +263,36 @@
         <w:rPr>
           <w:rFonts w:ascii="Times New Roman" w:hAnsi="Times New Roman"/>
         </w:rPr>
-        <w:t>приказом директора.</w:t>
+        <w:t>работника его обязанности, включая нормоконтроль и приёмку рабочей документации,</w:t>
+      </w:r>
+    </w:p>
+    <w:p>
+      <w:r>
+        <w:rPr>
+          <w:rFonts w:ascii="Times New Roman" w:hAnsi="Times New Roman"/>
+        </w:rPr>
+        <w:t xml:space="preserve">исполняет </w:t>
+      </w:r>
+      <w:r>
+        <w:rPr>
+          <w:rFonts w:ascii="Times New Roman" w:hAnsi="Times New Roman"/>
+          <w:b/>
+        </w:rPr>
+        <w:t>заместитель директора Покалюк Д.Г.</w:t>
+      </w:r>
+      <w:r>
+        <w:rPr>
+          <w:rFonts w:ascii="Times New Roman" w:hAnsi="Times New Roman"/>
+        </w:rPr>
+        <w:t>, если приказом директора не</w:t>
+      </w:r>
+    </w:p>
+    <w:p>
+      <w:r>
+        <w:rPr>
+          <w:rFonts w:ascii="Times New Roman" w:hAnsi="Times New Roman"/>
+        </w:rPr>
+        <w:t>назначено иное лицо.</w:t>
       </w:r>
     </w:p>
     <w:p>
@@ -220,7 +310,7 @@
         <w:rPr>
           <w:rFonts w:ascii="Times New Roman" w:hAnsi="Times New Roman"/>
         </w:rPr>
-        <w:t>2.1. Квалификационные требования — в соответствии с Единым квалификационным</w:t>
+        <w:t>2.1. Квалификационные требования установлены квалификационной характеристикой</w:t>
       </w:r>
     </w:p>
     <w:p>
@@ -228,7 +318,7 @@
         <w:rPr>
           <w:rFonts w:ascii="Times New Roman" w:hAnsi="Times New Roman"/>
         </w:rPr>
-        <w:t>справочником должностей служащих и работников (ЕКСД), утверждённым постановлением</w:t>
+        <w:t>должности «Начальник (заведующий) проектно-конструкторским отделом» выпуска 39</w:t>
       </w:r>
     </w:p>
     <w:p>
@@ -236,7 +326,23 @@
         <w:rPr>
           <w:rFonts w:ascii="Times New Roman" w:hAnsi="Times New Roman"/>
         </w:rPr>
-        <w:t>Министерства труда и социальной защиты Республики Беларусь.</w:t>
+        <w:t>Единого квалификационного справочника должностей служащих, утверждённого</w:t>
+      </w:r>
+    </w:p>
+    <w:p>
+      <w:r>
+        <w:rPr>
+          <w:rFonts w:ascii="Times New Roman" w:hAnsi="Times New Roman"/>
+        </w:rPr>
+        <w:t>постановлением Министерства труда и социальной защиты Республики Беларусь</w:t>
+      </w:r>
+    </w:p>
+    <w:p>
+      <w:r>
+        <w:rPr>
+          <w:rFonts w:ascii="Times New Roman" w:hAnsi="Times New Roman"/>
+        </w:rPr>
+        <w:t>от 23.02.2024 № 9.</w:t>
       </w:r>
     </w:p>
     <w:p>
@@ -251,13 +357,28 @@
           <w:rFonts w:ascii="Times New Roman" w:hAnsi="Times New Roman"/>
           <w:b/>
         </w:rPr>
-        <w:t>Ведущий инженер-конструктор</w:t>
+        <w:t>Начальник проектно-конструкторского отдела</w:t>
       </w:r>
       <w:r>
         <w:rPr>
           <w:rFonts w:ascii="Times New Roman" w:hAnsi="Times New Roman"/>
         </w:rPr>
-        <w:t xml:space="preserve"> относится к категории специалистов.</w:t>
+        <w:t xml:space="preserve"> относится к категории</w:t>
+      </w:r>
+    </w:p>
+    <w:p>
+      <w:r>
+        <w:rPr>
+          <w:rFonts w:ascii="Times New Roman" w:hAnsi="Times New Roman"/>
+          <w:b/>
+        </w:rPr>
+        <w:t>руководителей</w:t>
+      </w:r>
+      <w:r>
+        <w:rPr>
+          <w:rFonts w:ascii="Times New Roman" w:hAnsi="Times New Roman"/>
+        </w:rPr>
+        <w:t xml:space="preserve"> (раздел I выпуска 39 ЕКСД).</w:t>
       </w:r>
     </w:p>
     <w:p>
@@ -283,7 +404,7 @@
         <w:rPr>
           <w:rFonts w:ascii="Times New Roman" w:hAnsi="Times New Roman"/>
         </w:rPr>
-        <w:t>высшее техническое образование по специальности «Машиностроение»,</w:t>
+        <w:t>высшее образование по профилям образования «Техника и технологии»,</w:t>
       </w:r>
     </w:p>
     <w:p>
@@ -291,7 +412,7 @@
         <w:rPr>
           <w:rFonts w:ascii="Times New Roman" w:hAnsi="Times New Roman"/>
         </w:rPr>
-        <w:t>«Технология машиностроения», «Оборудование и технология сварочного производства»</w:t>
+        <w:t>«Архитектура и строительство», «Сельское и лесное хозяйство. Садово-парковое</w:t>
       </w:r>
     </w:p>
     <w:p>
@@ -299,7 +420,7 @@
         <w:rPr>
           <w:rFonts w:ascii="Times New Roman" w:hAnsi="Times New Roman"/>
         </w:rPr>
-        <w:t>или иным смежным техническим специальностям;</w:t>
+        <w:t>строительство» соответствующего вида профессиональной деятельности;</w:t>
       </w:r>
     </w:p>
     <w:p>
@@ -309,23 +430,15 @@
       <w:r>
         <w:rPr>
           <w:rFonts w:ascii="Times New Roman" w:hAnsi="Times New Roman"/>
-        </w:rPr>
-        <w:t>стаж работы в должности инженера-конструктора I категории не менее 3 лет</w:t>
-      </w:r>
-    </w:p>
-    <w:p>
-      <w:r>
-        <w:rPr>
-          <w:rFonts w:ascii="Times New Roman" w:hAnsi="Times New Roman"/>
           <w:b/>
         </w:rPr>
-        <w:t>ИЛИ</w:t>
+        <w:t>стаж конструкторской работы не менее 8 лет</w:t>
       </w:r>
       <w:r>
         <w:rPr>
           <w:rFonts w:ascii="Times New Roman" w:hAnsi="Times New Roman"/>
         </w:rPr>
-        <w:t xml:space="preserve"> стаж работы по инженерно-технической специальности не менее 5 лет.</w:t>
+        <w:t>.</w:t>
       </w:r>
     </w:p>
     <w:p>
@@ -351,7 +464,7 @@
         <w:rPr>
           <w:rFonts w:ascii="Times New Roman" w:hAnsi="Times New Roman"/>
         </w:rPr>
-        <w:t>законодательство Республики Беларусь в области промышленного строительства,</w:t>
+        <w:t>нормативные правовые акты, в том числе технические нормативные правовые акты,</w:t>
       </w:r>
     </w:p>
     <w:p>
@@ -359,7 +472,15 @@
         <w:rPr>
           <w:rFonts w:ascii="Times New Roman" w:hAnsi="Times New Roman"/>
         </w:rPr>
-        <w:t>охраны труда, пожарной безопасности;</w:t>
+        <w:t>локальные правовые акты, организационно-распорядительные документы, касающиеся</w:t>
+      </w:r>
+    </w:p>
+    <w:p>
+      <w:r>
+        <w:rPr>
+          <w:rFonts w:ascii="Times New Roman" w:hAnsi="Times New Roman"/>
+        </w:rPr>
+        <w:t>направления и тематики проводимых разработок;</w:t>
       </w:r>
     </w:p>
     <w:p>
@@ -370,7 +491,29 @@
         <w:rPr>
           <w:rFonts w:ascii="Times New Roman" w:hAnsi="Times New Roman"/>
         </w:rPr>
-        <w:t>правила, инструкции, стандарты (СТБ, ГОСТ, СНБ) по разработке и оформлению</w:t>
+        <w:t>организацию и планирование проектных и конструкторских работ;</w:t>
+      </w:r>
+    </w:p>
+    <w:p>
+      <w:pPr>
+        <w:pStyle w:val="ListBullet"/>
+      </w:pPr>
+      <w:r>
+        <w:rPr>
+          <w:rFonts w:ascii="Times New Roman" w:hAnsi="Times New Roman"/>
+        </w:rPr>
+        <w:t>методы проектирования и конструирования;</w:t>
+      </w:r>
+    </w:p>
+    <w:p>
+      <w:pPr>
+        <w:pStyle w:val="ListBullet"/>
+      </w:pPr>
+      <w:r>
+        <w:rPr>
+          <w:rFonts w:ascii="Times New Roman" w:hAnsi="Times New Roman"/>
+        </w:rPr>
+        <w:t>технические требования, предъявляемые к разрабатываемым конструкциям, условия</w:t>
       </w:r>
     </w:p>
     <w:p>
@@ -378,7 +521,55 @@
         <w:rPr>
           <w:rFonts w:ascii="Times New Roman" w:hAnsi="Times New Roman"/>
         </w:rPr>
-        <w:t>конструкторской и рабочей документации стадии КМД;</w:t>
+        <w:t>их монтажа и технической эксплуатации, технологию их производства;</w:t>
+      </w:r>
+    </w:p>
+    <w:p>
+      <w:pPr>
+        <w:pStyle w:val="ListBullet"/>
+      </w:pPr>
+      <w:r>
+        <w:rPr>
+          <w:rFonts w:ascii="Times New Roman" w:hAnsi="Times New Roman"/>
+          <w:b/>
+        </w:rPr>
+        <w:t>Единую систему конструкторской документации</w:t>
+      </w:r>
+      <w:r>
+        <w:rPr>
+          <w:rFonts w:ascii="Times New Roman" w:hAnsi="Times New Roman"/>
+        </w:rPr>
+        <w:t>;</w:t>
+      </w:r>
+    </w:p>
+    <w:p>
+      <w:pPr>
+        <w:pStyle w:val="ListBullet"/>
+      </w:pPr>
+      <w:r>
+        <w:rPr>
+          <w:rFonts w:ascii="Times New Roman" w:hAnsi="Times New Roman"/>
+        </w:rPr>
+        <w:t>технические нормативные правовые акты по разработке и оформлению технической</w:t>
+      </w:r>
+    </w:p>
+    <w:p>
+      <w:r>
+        <w:rPr>
+          <w:rFonts w:ascii="Times New Roman" w:hAnsi="Times New Roman"/>
+        </w:rPr>
+        <w:t>документации (СТБ, ГОСТ, СНБ), в том числе ГОСТ 2.301-68, ГОСТ 21.502-2016;</w:t>
+      </w:r>
+    </w:p>
+    <w:p>
+      <w:pPr>
+        <w:pStyle w:val="ListBullet"/>
+      </w:pPr>
+      <w:r>
+        <w:rPr>
+          <w:rFonts w:ascii="Times New Roman" w:hAnsi="Times New Roman"/>
+        </w:rPr>
+        <w:t>Регламент оформления чертежей рабочей документации стадии КМД организации;</w:t>
       </w:r>
     </w:p>
     <w:p>
@@ -427,7 +618,7 @@
         <w:rPr>
           <w:rFonts w:ascii="Times New Roman" w:hAnsi="Times New Roman"/>
         </w:rPr>
-        <w:t>современные средства автоматизированного проектирования (САПР), программное</w:t>
+        <w:t>порядок составления технико-экономических обоснований и расчётов экономической</w:t>
       </w:r>
     </w:p>
     <w:p>
@@ -435,7 +626,7 @@
         <w:rPr>
           <w:rFonts w:ascii="Times New Roman" w:hAnsi="Times New Roman"/>
         </w:rPr>
-        <w:t>обеспечение для раскроя (CutLogic 1D), формирования DXF для лазерной резки;</w:t>
+        <w:t>эффективности проектно-конструкторских разработок;</w:t>
       </w:r>
     </w:p>
     <w:p>
@@ -446,7 +637,23 @@
         <w:rPr>
           <w:rFonts w:ascii="Times New Roman" w:hAnsi="Times New Roman"/>
         </w:rPr>
-        <w:t>правила нормоконтроля и приёмки конструкторской документации;</w:t>
+        <w:t>современные технические средства проектирования и выполнения вычислительных</w:t>
+      </w:r>
+    </w:p>
+    <w:p>
+      <w:r>
+        <w:rPr>
+          <w:rFonts w:ascii="Times New Roman" w:hAnsi="Times New Roman"/>
+        </w:rPr>
+        <w:t>работ, копирования и размножения конструкторской документации (САПР, ПО для</w:t>
+      </w:r>
+    </w:p>
+    <w:p>
+      <w:r>
+        <w:rPr>
+          <w:rFonts w:ascii="Times New Roman" w:hAnsi="Times New Roman"/>
+        </w:rPr>
+        <w:t>раскроя CutLogic 1D, формирование DXF для лазерной резки);</w:t>
       </w:r>
     </w:p>
     <w:p>
@@ -457,7 +664,7 @@
         <w:rPr>
           <w:rFonts w:ascii="Times New Roman" w:hAnsi="Times New Roman"/>
         </w:rPr>
-        <w:t>основы организации труда, планирования и управления подразделением;</w:t>
+        <w:t>передовой отечественный и зарубежный опыт конструирования аналогичных изделий;</w:t>
       </w:r>
     </w:p>
     <w:p>
@@ -468,7 +675,29 @@
         <w:rPr>
           <w:rFonts w:ascii="Times New Roman" w:hAnsi="Times New Roman"/>
         </w:rPr>
-        <w:t>правила и нормы охраны труда, техники безопасности, производственной санитарии</w:t>
+        <w:t>основы стандартизации и сертификации; основы патентоведения;</w:t>
+      </w:r>
+    </w:p>
+    <w:p>
+      <w:pPr>
+        <w:pStyle w:val="ListBullet"/>
+      </w:pPr>
+      <w:r>
+        <w:rPr>
+          <w:rFonts w:ascii="Times New Roman" w:hAnsi="Times New Roman"/>
+        </w:rPr>
+        <w:t>экономику, организацию производства, труда и управления; авторское право;</w:t>
+      </w:r>
+    </w:p>
+    <w:p>
+      <w:pPr>
+        <w:pStyle w:val="ListBullet"/>
+      </w:pPr>
+      <w:r>
+        <w:rPr>
+          <w:rFonts w:ascii="Times New Roman" w:hAnsi="Times New Roman"/>
+        </w:rPr>
+        <w:t>законодательство о труде; требования по охране труда; требования по обеспечению</w:t>
       </w:r>
     </w:p>
     <w:p>
@@ -476,7 +705,7 @@
         <w:rPr>
           <w:rFonts w:ascii="Times New Roman" w:hAnsi="Times New Roman"/>
         </w:rPr>
-        <w:t>и пожарной безопасности.</w:t>
+        <w:t>пожарной безопасности.</w:t>
       </w:r>
     </w:p>
     <w:p>
@@ -484,20 +713,7 @@
         <w:rPr>
           <w:rFonts w:ascii="Times New Roman" w:hAnsi="Times New Roman"/>
         </w:rPr>
-        <w:t xml:space="preserve">2.5. </w:t>
-      </w:r>
-      <w:r>
-        <w:rPr>
-          <w:rFonts w:ascii="Times New Roman" w:hAnsi="Times New Roman"/>
-          <w:b/>
-        </w:rPr>
-        <w:t>Категория присваивается по результатам аттестации</w:t>
-      </w:r>
-      <w:r>
-        <w:rPr>
-          <w:rFonts w:ascii="Times New Roman" w:hAnsi="Times New Roman"/>
-        </w:rPr>
-        <w:t xml:space="preserve"> в соответствии с</w:t>
+        <w:t>2.5. Соответствие работника квалификационным требованиям устанавливается по</w:t>
       </w:r>
     </w:p>
     <w:p>
@@ -505,7 +721,7 @@
         <w:rPr>
           <w:rFonts w:ascii="Times New Roman" w:hAnsi="Times New Roman"/>
         </w:rPr>
-        <w:t>локальным нормативным актом организации о порядке аттестации инженерно-технических</w:t>
+        <w:t>результатам аттестации в соответствии с локальным нормативным актом организации</w:t>
       </w:r>
     </w:p>
     <w:p>
@@ -513,7 +729,55 @@
         <w:rPr>
           <w:rFonts w:ascii="Times New Roman" w:hAnsi="Times New Roman"/>
         </w:rPr>
-        <w:t>работников.</w:t>
+        <w:t>о порядке аттестации инженерно-технических работников.</w:t>
+      </w:r>
+    </w:p>
+    <w:p>
+      <w:r>
+        <w:rPr>
+          <w:rFonts w:ascii="Times New Roman" w:hAnsi="Times New Roman"/>
+        </w:rPr>
+        <w:t>2.6. На должность в порядке исключения может быть назначено лицо, образование и</w:t>
+      </w:r>
+    </w:p>
+    <w:p>
+      <w:r>
+        <w:rPr>
+          <w:rFonts w:ascii="Times New Roman" w:hAnsi="Times New Roman"/>
+        </w:rPr>
+        <w:t>(или) стаж работы которого не соответствуют квалификационным требованиям, —</w:t>
+      </w:r>
+    </w:p>
+    <w:p>
+      <w:r>
+        <w:rPr>
+          <w:rFonts w:ascii="Times New Roman" w:hAnsi="Times New Roman"/>
+        </w:rPr>
+        <w:t>на основании пункта 12 Общих положений Единого квалификационного справочника</w:t>
+      </w:r>
+    </w:p>
+    <w:p>
+      <w:r>
+        <w:rPr>
+          <w:rFonts w:ascii="Times New Roman" w:hAnsi="Times New Roman"/>
+        </w:rPr>
+        <w:t>должностей служащих, утверждённых постановлением Министерства труда и социальной</w:t>
+      </w:r>
+    </w:p>
+    <w:p>
+      <w:r>
+        <w:rPr>
+          <w:rFonts w:ascii="Times New Roman" w:hAnsi="Times New Roman"/>
+        </w:rPr>
+        <w:t>защиты Республики Беларусь от 02.01.2012 № 1, с учётом рекомендации</w:t>
+      </w:r>
+    </w:p>
+    <w:p>
+      <w:r>
+        <w:rPr>
+          <w:rFonts w:ascii="Times New Roman" w:hAnsi="Times New Roman"/>
+        </w:rPr>
+        <w:t>аттестационной комиссии.</w:t>
       </w:r>
     </w:p>
     <w:p>
@@ -532,7 +796,7 @@
           <w:rFonts w:ascii="Times New Roman" w:hAnsi="Times New Roman"/>
           <w:b/>
         </w:rPr>
-        <w:t>Организация работы отдела</w:t>
+        <w:t>Руководство проектно-конструкторскими работами</w:t>
       </w:r>
     </w:p>
     <w:p>
@@ -540,7 +804,14 @@
         <w:rPr>
           <w:rFonts w:ascii="Times New Roman" w:hAnsi="Times New Roman"/>
         </w:rPr>
-        <w:t>3.1. Планирует, организует и контролирует работу отдела по разработке рабочей</w:t>
+        <w:t xml:space="preserve">3.1. </w:t>
+      </w:r>
+      <w:r>
+        <w:rPr>
+          <w:rFonts w:ascii="Times New Roman" w:hAnsi="Times New Roman"/>
+          <w:b/>
+        </w:rPr>
+        <w:t>Руководит проектно-конструкторскими работами, проводимыми в отделе.</w:t>
       </w:r>
     </w:p>
     <w:p>
@@ -548,7 +819,15 @@
         <w:rPr>
           <w:rFonts w:ascii="Times New Roman" w:hAnsi="Times New Roman"/>
         </w:rPr>
-        <w:t>документации стадии КМД.</w:t>
+        <w:t>Организует разработку перспективных и годовых планов проектно-конструкторских</w:t>
+      </w:r>
+    </w:p>
+    <w:p>
+      <w:r>
+        <w:rPr>
+          <w:rFonts w:ascii="Times New Roman" w:hAnsi="Times New Roman"/>
+        </w:rPr>
+        <w:t>работ, контролирует их выполнение.</w:t>
       </w:r>
     </w:p>
     <w:p>
@@ -585,7 +864,7 @@
         <w:rPr>
           <w:rFonts w:ascii="Times New Roman" w:hAnsi="Times New Roman"/>
         </w:rPr>
-        <w:t>3.3. Ведёт реестр объектов и сроков; доводит до работников задачи, полученные от</w:t>
+        <w:t>3.3. Ведёт рабочий журнал отдела (объекты, сроки, задачи, нормоконтроль); доводит до работников задачи, полученные от</w:t>
       </w:r>
     </w:p>
     <w:p>
@@ -594,6 +873,118 @@
           <w:rFonts w:ascii="Times New Roman" w:hAnsi="Times New Roman"/>
         </w:rPr>
         <w:t>руководства, и обеспечивает их выполнение.</w:t>
+      </w:r>
+    </w:p>
+    <w:p>
+      <w:r>
+        <w:rPr>
+          <w:rFonts w:ascii="Times New Roman" w:hAnsi="Times New Roman"/>
+        </w:rPr>
+        <w:t>3.4. Определяет совместно с другими подразделениями объёмы работ по</w:t>
+      </w:r>
+    </w:p>
+    <w:p>
+      <w:r>
+        <w:rPr>
+          <w:rFonts w:ascii="Times New Roman" w:hAnsi="Times New Roman"/>
+        </w:rPr>
+        <w:t>проектированию, перечень исходной документации (КМ, КЖ, АР) и других данных,</w:t>
+      </w:r>
+    </w:p>
+    <w:p>
+      <w:r>
+        <w:rPr>
+          <w:rFonts w:ascii="Times New Roman" w:hAnsi="Times New Roman"/>
+        </w:rPr>
+        <w:t>необходимых для качественного и своевременного выполнения работ отдела.</w:t>
+      </w:r>
+    </w:p>
+    <w:p>
+      <w:r>
+        <w:rPr>
+          <w:rFonts w:ascii="Times New Roman" w:hAnsi="Times New Roman"/>
+        </w:rPr>
+        <w:t>3.5. Осуществляет мероприятия по повышению эффективности разработок, сокращению</w:t>
+      </w:r>
+    </w:p>
+    <w:p>
+      <w:r>
+        <w:rPr>
+          <w:rFonts w:ascii="Times New Roman" w:hAnsi="Times New Roman"/>
+        </w:rPr>
+        <w:t>сроков и стоимости проектирования, сокращению объёмов технической документации за</w:t>
+      </w:r>
+    </w:p>
+    <w:p>
+      <w:r>
+        <w:rPr>
+          <w:rFonts w:ascii="Times New Roman" w:hAnsi="Times New Roman"/>
+        </w:rPr>
+        <w:t>счёт применения типовых и повторно применяемых решений, стандартизованных и</w:t>
+      </w:r>
+    </w:p>
+    <w:p>
+      <w:r>
+        <w:rPr>
+          <w:rFonts w:ascii="Times New Roman" w:hAnsi="Times New Roman"/>
+        </w:rPr>
+        <w:t>унифицированных деталей и узлов, средств автоматизации проектирования.</w:t>
+      </w:r>
+    </w:p>
+    <w:p>
+      <w:r>
+        <w:rPr>
+          <w:rFonts w:ascii="Times New Roman" w:hAnsi="Times New Roman"/>
+        </w:rPr>
+        <w:t>3.6. Обеспечивает высокий уровень стандартизации и унификации конструкций,</w:t>
+      </w:r>
+    </w:p>
+    <w:p>
+      <w:r>
+        <w:rPr>
+          <w:rFonts w:ascii="Times New Roman" w:hAnsi="Times New Roman"/>
+        </w:rPr>
+        <w:t>качество и надёжность разрабатываемых решений.</w:t>
+      </w:r>
+    </w:p>
+    <w:p>
+      <w:r>
+        <w:rPr>
+          <w:rFonts w:ascii="Times New Roman" w:hAnsi="Times New Roman"/>
+        </w:rPr>
+        <w:t>3.7. Координирует разработку конструкторской документации и обеспечивает</w:t>
+      </w:r>
+    </w:p>
+    <w:p>
+      <w:r>
+        <w:rPr>
+          <w:rFonts w:ascii="Times New Roman" w:hAnsi="Times New Roman"/>
+        </w:rPr>
+        <w:t>своевременное внесение в неё изменений и дополнений.</w:t>
+      </w:r>
+    </w:p>
+    <w:p>
+      <w:r>
+        <w:rPr>
+          <w:rFonts w:ascii="Times New Roman" w:hAnsi="Times New Roman"/>
+        </w:rPr>
+        <w:t>3.8. Изучает и обобщает достижения отечественной и зарубежной техники с целью их</w:t>
+      </w:r>
+    </w:p>
+    <w:p>
+      <w:r>
+        <w:rPr>
+          <w:rFonts w:ascii="Times New Roman" w:hAnsi="Times New Roman"/>
+        </w:rPr>
+        <w:t>использования при проектировании; даёт отзывы и заключения на научно-техническую</w:t>
+      </w:r>
+    </w:p>
+    <w:p>
+      <w:r>
+        <w:rPr>
+          <w:rFonts w:ascii="Times New Roman" w:hAnsi="Times New Roman"/>
+        </w:rPr>
+        <w:t>документацию, поступающую от сторонних организаций.</w:t>
       </w:r>
     </w:p>
     <w:p>
@@ -610,7 +1001,7 @@
         <w:rPr>
           <w:rFonts w:ascii="Times New Roman" w:hAnsi="Times New Roman"/>
         </w:rPr>
-        <w:t xml:space="preserve">3.4. Всецело отвечает за чертежи отдела; </w:t>
+        <w:t xml:space="preserve">3.9. Всецело отвечает за чертежи отдела; </w:t>
       </w:r>
       <w:r>
         <w:rPr>
@@ -633,7 +1024,7 @@
         <w:rPr>
           <w:rFonts w:ascii="Times New Roman" w:hAnsi="Times New Roman"/>
         </w:rPr>
-        <w:t>(в т.ч. разделы 5, 7, 12 — полнота, спецификации/ведомости, чеклист конструктора).</w:t>
+        <w:t>(в т.ч. разделы 8–10 и 16 — полнота, спецификации и ведомости, чек-лист</w:t>
       </w:r>
     </w:p>
     <w:p>
@@ -641,7 +1032,7 @@
         <w:rPr>
           <w:rFonts w:ascii="Times New Roman" w:hAnsi="Times New Roman"/>
         </w:rPr>
-        <w:t>3.5. Не допускает к выпуску документацию, не соответствующую Регламенту; возвращает</w:t>
+        <w:t>конструктора). Нормоконтроль комплектов, разработанных им лично, выполняет</w:t>
       </w:r>
     </w:p>
     <w:p>
@@ -649,7 +1040,7 @@
         <w:rPr>
           <w:rFonts w:ascii="Times New Roman" w:hAnsi="Times New Roman"/>
         </w:rPr>
-        <w:t>её на доработку с замечаниями.</w:t>
+        <w:t>самостоятельно и несёт за них единоличную ответственность.</w:t>
       </w:r>
     </w:p>
     <w:p>
@@ -657,7 +1048,23 @@
         <w:rPr>
           <w:rFonts w:ascii="Times New Roman" w:hAnsi="Times New Roman"/>
         </w:rPr>
-        <w:t>3.6. Обеспечивает единообразие оформления, маркировки отправочных марок (раздел 2)</w:t>
+        <w:t>3.10. Не допускает к выпуску документацию, не соответствующую Регламенту;</w:t>
+      </w:r>
+    </w:p>
+    <w:p>
+      <w:r>
+        <w:rPr>
+          <w:rFonts w:ascii="Times New Roman" w:hAnsi="Times New Roman"/>
+        </w:rPr>
+        <w:t>возвращает её на доработку с замечаниями.</w:t>
+      </w:r>
+    </w:p>
+    <w:p>
+      <w:r>
+        <w:rPr>
+          <w:rFonts w:ascii="Times New Roman" w:hAnsi="Times New Roman"/>
+        </w:rPr>
+        <w:t>3.11. Обеспечивает единообразие оформления, маркировки отправочных марок (раздел 2)</w:t>
       </w:r>
     </w:p>
     <w:p>
@@ -682,7 +1089,7 @@
         <w:rPr>
           <w:rFonts w:ascii="Times New Roman" w:hAnsi="Times New Roman"/>
         </w:rPr>
-        <w:t>3.7. Организует обучение и адаптацию вновь принятых работников, наставничество,</w:t>
+        <w:t>3.12. Организует обучение и адаптацию вновь принятых работников, наставничество,</w:t>
       </w:r>
     </w:p>
     <w:p>
@@ -690,7 +1097,7 @@
         <w:rPr>
           <w:rFonts w:ascii="Times New Roman" w:hAnsi="Times New Roman"/>
         </w:rPr>
-        <w:t>доводит требования Регламента до новичков.</w:t>
+        <w:t>доводит требования Регламента до новичков; содействует повышению квалификации</w:t>
       </w:r>
     </w:p>
     <w:p>
@@ -698,7 +1105,15 @@
         <w:rPr>
           <w:rFonts w:ascii="Times New Roman" w:hAnsi="Times New Roman"/>
         </w:rPr>
-        <w:t>3.8. Оценивает квалификацию работников отдела, вносит предложения по поощрению и</w:t>
+        <w:t>работников отдела.</w:t>
+      </w:r>
+    </w:p>
+    <w:p>
+      <w:r>
+        <w:rPr>
+          <w:rFonts w:ascii="Times New Roman" w:hAnsi="Times New Roman"/>
+        </w:rPr>
+        <w:t>3.13. Оценивает квалификацию работников отдела, вносит предложения по поощрению и</w:t>
       </w:r>
     </w:p>
     <w:p>
@@ -723,7 +1138,7 @@
         <w:rPr>
           <w:rFonts w:ascii="Times New Roman" w:hAnsi="Times New Roman"/>
         </w:rPr>
-        <w:t xml:space="preserve">3.9. Ведёт </w:t>
+        <w:t xml:space="preserve">3.14. Ведёт </w:t>
       </w:r>
       <w:r>
         <w:rPr>
@@ -744,7 +1159,7 @@
         <w:rPr>
           <w:rFonts w:ascii="Times New Roman" w:hAnsi="Times New Roman"/>
         </w:rPr>
-        <w:t xml:space="preserve">3.10. Составляет </w:t>
+        <w:t xml:space="preserve">3.15. Составляет </w:t>
       </w:r>
       <w:r>
         <w:rPr>
@@ -765,7 +1180,7 @@
         <w:rPr>
           <w:rFonts w:ascii="Times New Roman" w:hAnsi="Times New Roman"/>
         </w:rPr>
-        <w:t>3.11. Ведёт журнал распределения задач и журнал проверки чертежей (нормоконтроля).</w:t>
+        <w:t>3.16. Ведёт рабочий журнал отдела, фиксируя распределение задач и результат нормоконтроля по каждому чертежу.</w:t>
       </w:r>
     </w:p>
     <w:p>
@@ -773,7 +1188,7 @@
         <w:rPr>
           <w:rFonts w:ascii="Times New Roman" w:hAnsi="Times New Roman"/>
         </w:rPr>
-        <w:t>3.12. Готовит отчётность о работе отдела перед заместителем директора.</w:t>
+        <w:t>3.17. Поддерживает рабочий журнал отдела в актуальном состоянии; журнал является</w:t>
       </w:r>
     </w:p>
     <w:p>
@@ -781,7 +1196,15 @@
         <w:rPr>
           <w:rFonts w:ascii="Times New Roman" w:hAnsi="Times New Roman"/>
         </w:rPr>
-        <w:t>3.13. Контролирует соблюдение работниками трудовой дисциплины, охраны труда и</w:t>
+        <w:t>формой отчётности отдела перед заместителем директора.</w:t>
+      </w:r>
+    </w:p>
+    <w:p>
+      <w:r>
+        <w:rPr>
+          <w:rFonts w:ascii="Times New Roman" w:hAnsi="Times New Roman"/>
+        </w:rPr>
+        <w:t>3.18. Контролирует соблюдение работниками трудовой дисциплины, охраны труда и</w:t>
       </w:r>
     </w:p>
     <w:p>
@@ -939,7 +1362,7 @@
         <w:rPr>
           <w:rFonts w:ascii="Times New Roman" w:hAnsi="Times New Roman"/>
         </w:rPr>
-        <w:t>6.2. Представляет заместителю директора: отчёты о работе отдела, табель, график</w:t>
+        <w:t>6.2. Представляет заместителю директора: рабочий журнал отдела, табель, график</w:t>
       </w:r>
     </w:p>
     <w:p>
@@ -956,6 +1379,35 @@
           <w:rFonts w:ascii="Times New Roman" w:hAnsi="Times New Roman"/>
         </w:rPr>
         <w:t>6.3. Внутри отдела: ставит задачи, принимает работу, ведёт нормоконтроль и обучение.</w:t>
+      </w:r>
+    </w:p>
+    <w:p>
+      <w:r>
+        <w:rPr>
+          <w:rFonts w:ascii="Times New Roman" w:hAnsi="Times New Roman"/>
+        </w:rPr>
+        <w:t xml:space="preserve">6.4. Передаёт </w:t>
+      </w:r>
+      <w:r>
+        <w:rPr>
+          <w:rFonts w:ascii="Times New Roman" w:hAnsi="Times New Roman"/>
+          <w:b/>
+        </w:rPr>
+        <w:t>главному инженеру</w:t>
+      </w:r>
+      <w:r>
+        <w:rPr>
+          <w:rFonts w:ascii="Times New Roman" w:hAnsi="Times New Roman"/>
+        </w:rPr>
+        <w:t xml:space="preserve"> выпущенный комплект рабочей документации,</w:t>
+      </w:r>
+    </w:p>
+    <w:p>
+      <w:r>
+        <w:rPr>
+          <w:rFonts w:ascii="Times New Roman" w:hAnsi="Times New Roman"/>
+        </w:rPr>
+        <w:t>прошедший нормоконтроль, для использования производством и монтажными участками.</w:t>
       </w:r>
     </w:p>
     <w:p>

--- a/_build/docx/01_Кадровые_документы/4_Должностная_инструкция.docx
+++ b/_build/docx/01_Кадровые_документы/4_Должностная_инструкция.docx
@@ -1433,7 +1433,7 @@
       </w:r>
     </w:p>
     <w:sectPr>
-      <w:pgSz w:w="12240" w:h="15840"/>
+      <w:pgSz w:w="11906" w:h="16838"/>
       <w:pgMar w:top="1134" w:right="850" w:bottom="1134" w:left="1417" w:header="720" w:footer="720" w:gutter="0"/>
       <w:cols w:space="720"/>
       <w:docGrid w:linePitch="360"/>

--- a/_build/docx/01_Кадровые_документы/4_Должностная_инструкция.docx
+++ b/_build/docx/01_Кадровые_документы/4_Должностная_инструкция.docx
@@ -1064,7 +1064,7 @@
         <w:rPr>
           <w:rFonts w:ascii="Times New Roman" w:hAnsi="Times New Roman"/>
         </w:rPr>
-        <w:t>3.11. Обеспечивает единообразие оформления, маркировки отправочных марок (раздел 2)</w:t>
+        <w:t>3.11. Обеспечивает единообразие оформления, маркировки отправочных марок (п. 5.5)</w:t>
       </w:r>
     </w:p>
     <w:p>
@@ -1072,7 +1072,7 @@
         <w:rPr>
           <w:rFonts w:ascii="Times New Roman" w:hAnsi="Times New Roman"/>
         </w:rPr>
-        <w:t>и порядок внесения изменений в документацию (раздел 11).</w:t>
+        <w:t>и порядок внесения изменений в документацию (раздел 14).</w:t>
       </w:r>
     </w:p>
     <w:p>
